--- a/Exercise 1.docx
+++ b/Exercise 1.docx
@@ -217,7 +217,7 @@
           <w:highlight w:val="yellow"/>
         </w:rPr>
         <w:drawing>
-          <wp:inline distT="0" distB="0" distL="0" distR="0" wp14:anchorId="75B4FC5B" wp14:editId="699076EF">
+          <wp:inline distT="0" distB="0" distL="0" distR="0" wp14:anchorId="75B4FC5B" wp14:editId="3AC37E7E">
             <wp:extent cx="4906108" cy="3488522"/>
             <wp:effectExtent l="0" t="0" r="0" b="4445"/>
             <wp:docPr id="1517461047" name="Picture 1" descr="A screenshot of a computer&#10;&#10;AI-generated content may be incorrect."/>
@@ -489,7 +489,41 @@
         <w:ind w:left="720"/>
       </w:pPr>
       <w:r>
-        <w:t>Best local alignment score: 228</w:t>
+        <w:drawing>
+          <wp:inline distT="0" distB="0" distL="0" distR="0" wp14:anchorId="6AFE54CD" wp14:editId="3A083E19">
+            <wp:extent cx="1676400" cy="673100"/>
+            <wp:effectExtent l="0" t="0" r="0" b="0"/>
+            <wp:docPr id="772003002" name="Picture 1"/>
+            <wp:cNvGraphicFramePr>
+              <a:graphicFrameLocks xmlns:a="http://schemas.openxmlformats.org/drawingml/2006/main" noChangeAspect="1"/>
+            </wp:cNvGraphicFramePr>
+            <a:graphic xmlns:a="http://schemas.openxmlformats.org/drawingml/2006/main">
+              <a:graphicData uri="http://schemas.openxmlformats.org/drawingml/2006/picture">
+                <pic:pic xmlns:pic="http://schemas.openxmlformats.org/drawingml/2006/picture">
+                  <pic:nvPicPr>
+                    <pic:cNvPr id="772003002" name=""/>
+                    <pic:cNvPicPr/>
+                  </pic:nvPicPr>
+                  <pic:blipFill>
+                    <a:blip r:embed="rId7"/>
+                    <a:stretch>
+                      <a:fillRect/>
+                    </a:stretch>
+                  </pic:blipFill>
+                  <pic:spPr>
+                    <a:xfrm>
+                      <a:off x="0" y="0"/>
+                      <a:ext cx="1676400" cy="673100"/>
+                    </a:xfrm>
+                    <a:prstGeom prst="rect">
+                      <a:avLst/>
+                    </a:prstGeom>
+                  </pic:spPr>
+                </pic:pic>
+              </a:graphicData>
+            </a:graphic>
+          </wp:inline>
+        </w:drawing>
       </w:r>
     </w:p>
     <w:p>
@@ -505,7 +539,7 @@
           <w:noProof/>
         </w:rPr>
         <w:drawing>
-          <wp:inline distT="0" distB="0" distL="0" distR="0" wp14:anchorId="32BD5030" wp14:editId="2234565D">
+          <wp:inline distT="0" distB="0" distL="0" distR="0" wp14:anchorId="32BD5030" wp14:editId="30A16599">
             <wp:extent cx="3961991" cy="2039815"/>
             <wp:effectExtent l="0" t="0" r="635" b="5080"/>
             <wp:docPr id="185539129" name="Picture 2" descr="A screenshot of a computer screen&#10;&#10;AI-generated content may be incorrect."/>
@@ -520,7 +554,7 @@
                     <pic:cNvPicPr/>
                   </pic:nvPicPr>
                   <pic:blipFill>
-                    <a:blip r:embed="rId7" cstate="print">
+                    <a:blip r:embed="rId8" cstate="print">
                       <a:extLst>
                         <a:ext uri="{28A0092B-C50C-407E-A947-70E740481C1C}">
                           <a14:useLocalDpi xmlns:a14="http://schemas.microsoft.com/office/drawing/2010/main" val="0"/>
@@ -635,18 +669,13 @@
     <w:p>
       <w:pPr>
         <w:pStyle w:val="ListParagraph"/>
-        <w:rPr>
-          <w:b/>
-          <w:bCs/>
-        </w:rPr>
       </w:pPr>
       <w:r>
         <w:rPr>
           <w:noProof/>
         </w:rPr>
-        <w:lastRenderedPageBreak/>
         <w:drawing>
-          <wp:inline distT="0" distB="0" distL="0" distR="0" wp14:anchorId="7C3CAAB4" wp14:editId="126E07F7">
+          <wp:inline distT="0" distB="0" distL="0" distR="0" wp14:anchorId="7C3CAAB4" wp14:editId="38730C08">
             <wp:extent cx="3996146" cy="2057400"/>
             <wp:effectExtent l="0" t="0" r="4445" b="0"/>
             <wp:docPr id="2016463692" name="Picture 2" descr="A screenshot of a computer screen&#10;&#10;AI-generated content may be incorrect."/>
@@ -661,7 +690,7 @@
                     <pic:cNvPicPr/>
                   </pic:nvPicPr>
                   <pic:blipFill>
-                    <a:blip r:embed="rId7" cstate="print">
+                    <a:blip r:embed="rId8" cstate="print">
                       <a:extLst>
                         <a:ext uri="{28A0092B-C50C-407E-A947-70E740481C1C}">
                           <a14:useLocalDpi xmlns:a14="http://schemas.microsoft.com/office/drawing/2010/main" val="0"/>
@@ -687,6 +716,15 @@
           </wp:inline>
         </w:drawing>
       </w:r>
+    </w:p>
+    <w:p>
+      <w:pPr>
+        <w:pStyle w:val="ListParagraph"/>
+        <w:rPr>
+          <w:b/>
+          <w:bCs/>
+        </w:rPr>
+      </w:pPr>
       <w:r>
         <w:rPr>
           <w:noProof/>
@@ -737,11 +775,16 @@
     <w:p>
       <w:pPr>
         <w:pStyle w:val="ListParagraph"/>
-        <w:rPr>
-          <w:b/>
-          <w:bCs/>
-        </w:rPr>
-      </w:pPr>
+      </w:pPr>
+      <w:r>
+        <w:t>The only descrepancy between the two alignments is that matching aminoacids</w:t>
+      </w:r>
+      <w:r>
+        <w:t xml:space="preserve">, from my code, </w:t>
+      </w:r>
+      <w:r>
+        <w:t>are marked as | instead of written out.</w:t>
+      </w:r>
     </w:p>
     <w:p>
       <w:pPr>
@@ -768,13 +811,42 @@
         <w:pStyle w:val="ListParagraph"/>
       </w:pPr>
       <w:r>
-        <w:t>Best local alignment score: 48</w:t>
-      </w:r>
-    </w:p>
-    <w:p>
-      <w:pPr>
-        <w:pStyle w:val="ListParagraph"/>
-      </w:pPr>
+        <w:drawing>
+          <wp:inline distT="0" distB="0" distL="0" distR="0" wp14:anchorId="35F644DD" wp14:editId="43BCAEBF">
+            <wp:extent cx="1612900" cy="660400"/>
+            <wp:effectExtent l="0" t="0" r="0" b="0"/>
+            <wp:docPr id="946563297" name="Picture 1"/>
+            <wp:cNvGraphicFramePr>
+              <a:graphicFrameLocks xmlns:a="http://schemas.openxmlformats.org/drawingml/2006/main" noChangeAspect="1"/>
+            </wp:cNvGraphicFramePr>
+            <a:graphic xmlns:a="http://schemas.openxmlformats.org/drawingml/2006/main">
+              <a:graphicData uri="http://schemas.openxmlformats.org/drawingml/2006/picture">
+                <pic:pic xmlns:pic="http://schemas.openxmlformats.org/drawingml/2006/picture">
+                  <pic:nvPicPr>
+                    <pic:cNvPr id="946563297" name=""/>
+                    <pic:cNvPicPr/>
+                  </pic:nvPicPr>
+                  <pic:blipFill>
+                    <a:blip r:embed="rId9"/>
+                    <a:stretch>
+                      <a:fillRect/>
+                    </a:stretch>
+                  </pic:blipFill>
+                  <pic:spPr>
+                    <a:xfrm>
+                      <a:off x="0" y="0"/>
+                      <a:ext cx="1612900" cy="660400"/>
+                    </a:xfrm>
+                    <a:prstGeom prst="rect">
+                      <a:avLst/>
+                    </a:prstGeom>
+                  </pic:spPr>
+                </pic:pic>
+              </a:graphicData>
+            </a:graphic>
+          </wp:inline>
+        </w:drawing>
+      </w:r>
       <w:r>
         <w:rPr>
           <w:noProof/>
@@ -795,7 +867,7 @@
                     <pic:cNvPicPr/>
                   </pic:nvPicPr>
                   <pic:blipFill>
-                    <a:blip r:embed="rId8">
+                    <a:blip r:embed="rId10">
                       <a:extLst>
                         <a:ext uri="{28A0092B-C50C-407E-A947-70E740481C1C}">
                           <a14:useLocalDpi xmlns:a14="http://schemas.microsoft.com/office/drawing/2010/main" val="0"/>
@@ -831,6 +903,22 @@
       <w:pPr>
         <w:pStyle w:val="ListParagraph"/>
       </w:pPr>
+    </w:p>
+    <w:p>
+      <w:pPr>
+        <w:pStyle w:val="ListParagraph"/>
+      </w:pPr>
+      <w:r>
+        <w:t>Delcartion of use of AI:</w:t>
+      </w:r>
+    </w:p>
+    <w:p>
+      <w:pPr>
+        <w:pStyle w:val="ListParagraph"/>
+      </w:pPr>
+      <w:r>
+        <w:t>I have used Claude to help with programming the alghoritm and the blast like showcase.</w:t>
+      </w:r>
     </w:p>
     <w:sectPr>
       <w:pgSz w:w="11906" w:h="16838"/>

--- a/Exercise 1.docx
+++ b/Exercise 1.docx
@@ -40,48 +40,84 @@
     <w:p>
       <w:pPr>
         <w:pStyle w:val="ListParagraph"/>
-      </w:pPr>
-      <w:r>
+        <w:rPr>
+          <w:rFonts w:ascii="Courier New" w:hAnsi="Courier New" w:cs="Courier New"/>
+        </w:rPr>
+      </w:pPr>
+      <w:r>
+        <w:rPr>
+          <w:rFonts w:ascii="Courier New" w:hAnsi="Courier New" w:cs="Courier New"/>
+        </w:rPr>
         <w:t>&gt;NP_081220.1 alpha-ketoglutarate-dependent dioxygenase alkB homolog 3 isoform a [Mus musculus]</w:t>
       </w:r>
     </w:p>
     <w:p>
       <w:pPr>
         <w:pStyle w:val="ListParagraph"/>
-      </w:pPr>
-      <w:r>
+        <w:rPr>
+          <w:rFonts w:ascii="Courier New" w:hAnsi="Courier New" w:cs="Courier New"/>
+        </w:rPr>
+      </w:pPr>
+      <w:r>
+        <w:rPr>
+          <w:rFonts w:ascii="Courier New" w:hAnsi="Courier New" w:cs="Courier New"/>
+        </w:rPr>
         <w:t>MEDKRQRARVQGGWATPTKSQSATQPASPARSRLSQTAGPAWRSKEQQQCDRQFVFKEPQLVVRAAPEPR</w:t>
       </w:r>
     </w:p>
     <w:p>
       <w:pPr>
         <w:pStyle w:val="ListParagraph"/>
-      </w:pPr>
-      <w:r>
+        <w:rPr>
+          <w:rFonts w:ascii="Courier New" w:hAnsi="Courier New" w:cs="Courier New"/>
+        </w:rPr>
+      </w:pPr>
+      <w:r>
+        <w:rPr>
+          <w:rFonts w:ascii="Courier New" w:hAnsi="Courier New" w:cs="Courier New"/>
+        </w:rPr>
         <w:t>VIDREGVYEISLSPTGVSRVCLYPGFVDLKEADWILEQLCKDVPWKQRMGIREDVTYPQPRLTAWYGELP</w:t>
       </w:r>
     </w:p>
     <w:p>
       <w:pPr>
         <w:pStyle w:val="ListParagraph"/>
-      </w:pPr>
-      <w:r>
+        <w:rPr>
+          <w:rFonts w:ascii="Courier New" w:hAnsi="Courier New" w:cs="Courier New"/>
+        </w:rPr>
+      </w:pPr>
+      <w:r>
+        <w:rPr>
+          <w:rFonts w:ascii="Courier New" w:hAnsi="Courier New" w:cs="Courier New"/>
+        </w:rPr>
         <w:t>YTYSRITMEPNPHWLPVLWTLKSRIEENTSHTFNSLLCNFYRDEKDSVDWHSDDEPSLGSCPVIASLSFG</w:t>
       </w:r>
     </w:p>
     <w:p>
       <w:pPr>
         <w:pStyle w:val="ListParagraph"/>
-      </w:pPr>
-      <w:r>
+        <w:rPr>
+          <w:rFonts w:ascii="Courier New" w:hAnsi="Courier New" w:cs="Courier New"/>
+        </w:rPr>
+      </w:pPr>
+      <w:r>
+        <w:rPr>
+          <w:rFonts w:ascii="Courier New" w:hAnsi="Courier New" w:cs="Courier New"/>
+        </w:rPr>
         <w:t>ATRTFEMRKKPPPEENGDYTYVERVKIPLDHGTLLIMEGATQADWQHRVPKEYHSRQPRVNLTFRTVYPD</w:t>
       </w:r>
     </w:p>
     <w:p>
       <w:pPr>
         <w:pStyle w:val="ListParagraph"/>
-      </w:pPr>
-      <w:r>
+        <w:rPr>
+          <w:rFonts w:ascii="Courier New" w:hAnsi="Courier New" w:cs="Courier New"/>
+        </w:rPr>
+      </w:pPr>
+      <w:r>
+        <w:rPr>
+          <w:rFonts w:ascii="Courier New" w:hAnsi="Courier New" w:cs="Courier New"/>
+        </w:rPr>
         <w:t>PRGAPR</w:t>
       </w:r>
     </w:p>
@@ -918,6 +954,28 @@
       </w:pPr>
       <w:r>
         <w:t>I have used Claude to help with programming the alghoritm and the blast like showcase.</w:t>
+      </w:r>
+    </w:p>
+    <w:p>
+      <w:pPr>
+        <w:pStyle w:val="ListParagraph"/>
+      </w:pPr>
+      <w:r>
+        <w:lastRenderedPageBreak/>
+        <w:t xml:space="preserve">Approach to excersie 1 was to follow along the lectures, doing each sub question as they were taught or went through in the lectures and group excersices. </w:t>
+      </w:r>
+    </w:p>
+    <w:p>
+      <w:pPr>
+        <w:pStyle w:val="ListParagraph"/>
+      </w:pPr>
+    </w:p>
+    <w:p>
+      <w:pPr>
+        <w:pStyle w:val="ListParagraph"/>
+      </w:pPr>
+      <w:r>
+        <w:t>Appraoch to excersice 2 was reading about the smith waterman algorithm in the book, looking at other github repos for inspiration, and combinding the information from both to do it mostly by myself, and “perfecting”/refining it with the use of Claude afterwards. The blast like print was done with mostly use of Claude, with some samll tweaks.</w:t>
       </w:r>
     </w:p>
     <w:sectPr>
